--- a/ПР3/ПР3.docx
+++ b/ПР3/ПР3.docx
@@ -50,7 +50,7 @@
                 <w:lang w:eastAsia="ru-RU"/>
               </w:rPr>
               <w:drawing>
-                <wp:inline distT="0" distB="0" distL="0" distR="0" wp14:anchorId="23E811F4" wp14:editId="60BFDCBB">
+                <wp:inline distT="0" distB="0" distL="0" distR="0" wp14:anchorId="23E811F4" wp14:editId="20DBCAD9">
                   <wp:extent cx="1066800" cy="1066800"/>
                   <wp:effectExtent l="0" t="0" r="0" b="0"/>
                   <wp:docPr id="298370851" name="Рисунок 3"/>
@@ -1327,7 +1327,7 @@
           <w:r>
             <w:fldChar w:fldCharType="separate"/>
           </w:r>
-          <w:hyperlink w:anchor="_Toc227451271" w:history="1">
+          <w:hyperlink w:anchor="_Toc228176154" w:history="1">
             <w:r>
               <w:rPr>
                 <w:rStyle w:val="af2"/>
@@ -1354,7 +1354,7 @@
                 <w:noProof/>
                 <w:webHidden/>
               </w:rPr>
-              <w:instrText xml:space="preserve"> PAGEREF _Toc227451271 \h </w:instrText>
+              <w:instrText xml:space="preserve"> PAGEREF _Toc228176154 \h </w:instrText>
             </w:r>
             <w:r>
               <w:rPr>
@@ -1375,6 +1375,1276 @@
                 <w:webHidden/>
               </w:rPr>
               <w:t>3</w:t>
+            </w:r>
+            <w:r>
+              <w:rPr>
+                <w:noProof/>
+                <w:webHidden/>
+              </w:rPr>
+              <w:fldChar w:fldCharType="end"/>
+            </w:r>
+          </w:hyperlink>
+        </w:p>
+        <w:p>
+          <w:pPr>
+            <w:pStyle w:val="12"/>
+            <w:rPr>
+              <w:rFonts w:asciiTheme="minorHAnsi" w:eastAsiaTheme="minorEastAsia" w:hAnsiTheme="minorHAnsi"/>
+              <w:caps w:val="0"/>
+              <w:noProof/>
+              <w:kern w:val="2"/>
+              <w:sz w:val="24"/>
+              <w:szCs w:val="24"/>
+              <w:lang w:eastAsia="ru-RU"/>
+              <w14:ligatures w14:val="standardContextual"/>
+            </w:rPr>
+          </w:pPr>
+          <w:hyperlink w:anchor="_Toc228176155" w:history="1">
+            <w:r>
+              <w:rPr>
+                <w:rStyle w:val="af2"/>
+                <w:noProof/>
+              </w:rPr>
+              <w:t>2 Проектирование</w:t>
+            </w:r>
+            <w:r>
+              <w:rPr>
+                <w:noProof/>
+                <w:webHidden/>
+              </w:rPr>
+              <w:tab/>
+            </w:r>
+            <w:r>
+              <w:rPr>
+                <w:noProof/>
+                <w:webHidden/>
+              </w:rPr>
+              <w:fldChar w:fldCharType="begin"/>
+            </w:r>
+            <w:r>
+              <w:rPr>
+                <w:noProof/>
+                <w:webHidden/>
+              </w:rPr>
+              <w:instrText xml:space="preserve"> PAGEREF _Toc228176155 \h </w:instrText>
+            </w:r>
+            <w:r>
+              <w:rPr>
+                <w:noProof/>
+                <w:webHidden/>
+              </w:rPr>
+            </w:r>
+            <w:r>
+              <w:rPr>
+                <w:noProof/>
+                <w:webHidden/>
+              </w:rPr>
+              <w:fldChar w:fldCharType="separate"/>
+            </w:r>
+            <w:r>
+              <w:rPr>
+                <w:noProof/>
+                <w:webHidden/>
+              </w:rPr>
+              <w:t>4</w:t>
+            </w:r>
+            <w:r>
+              <w:rPr>
+                <w:noProof/>
+                <w:webHidden/>
+              </w:rPr>
+              <w:fldChar w:fldCharType="end"/>
+            </w:r>
+          </w:hyperlink>
+        </w:p>
+        <w:p>
+          <w:pPr>
+            <w:pStyle w:val="23"/>
+            <w:rPr>
+              <w:rFonts w:asciiTheme="minorHAnsi" w:eastAsiaTheme="minorEastAsia" w:hAnsiTheme="minorHAnsi"/>
+              <w:noProof/>
+              <w:kern w:val="2"/>
+              <w:sz w:val="24"/>
+              <w:szCs w:val="24"/>
+              <w:lang w:eastAsia="ru-RU"/>
+              <w14:ligatures w14:val="standardContextual"/>
+            </w:rPr>
+          </w:pPr>
+          <w:hyperlink w:anchor="_Toc228176156" w:history="1">
+            <w:r>
+              <w:rPr>
+                <w:rStyle w:val="af2"/>
+                <w:noProof/>
+              </w:rPr>
+              <w:t>2.1 Исходные данные</w:t>
+            </w:r>
+            <w:r>
+              <w:rPr>
+                <w:noProof/>
+                <w:webHidden/>
+              </w:rPr>
+              <w:tab/>
+            </w:r>
+            <w:r>
+              <w:rPr>
+                <w:noProof/>
+                <w:webHidden/>
+              </w:rPr>
+              <w:fldChar w:fldCharType="begin"/>
+            </w:r>
+            <w:r>
+              <w:rPr>
+                <w:noProof/>
+                <w:webHidden/>
+              </w:rPr>
+              <w:instrText xml:space="preserve"> PAGEREF _Toc228176156 \h </w:instrText>
+            </w:r>
+            <w:r>
+              <w:rPr>
+                <w:noProof/>
+                <w:webHidden/>
+              </w:rPr>
+            </w:r>
+            <w:r>
+              <w:rPr>
+                <w:noProof/>
+                <w:webHidden/>
+              </w:rPr>
+              <w:fldChar w:fldCharType="separate"/>
+            </w:r>
+            <w:r>
+              <w:rPr>
+                <w:noProof/>
+                <w:webHidden/>
+              </w:rPr>
+              <w:t>4</w:t>
+            </w:r>
+            <w:r>
+              <w:rPr>
+                <w:noProof/>
+                <w:webHidden/>
+              </w:rPr>
+              <w:fldChar w:fldCharType="end"/>
+            </w:r>
+          </w:hyperlink>
+        </w:p>
+        <w:p>
+          <w:pPr>
+            <w:pStyle w:val="23"/>
+            <w:rPr>
+              <w:rFonts w:asciiTheme="minorHAnsi" w:eastAsiaTheme="minorEastAsia" w:hAnsiTheme="minorHAnsi"/>
+              <w:noProof/>
+              <w:kern w:val="2"/>
+              <w:sz w:val="24"/>
+              <w:szCs w:val="24"/>
+              <w:lang w:eastAsia="ru-RU"/>
+              <w14:ligatures w14:val="standardContextual"/>
+            </w:rPr>
+          </w:pPr>
+          <w:hyperlink w:anchor="_Toc228176157" w:history="1">
+            <w:r>
+              <w:rPr>
+                <w:rStyle w:val="af2"/>
+                <w:noProof/>
+              </w:rPr>
+              <w:t>2.2 Введен</w:t>
+            </w:r>
+            <w:r>
+              <w:rPr>
+                <w:rStyle w:val="af2"/>
+                <w:noProof/>
+              </w:rPr>
+              <w:t>и</w:t>
+            </w:r>
+            <w:r>
+              <w:rPr>
+                <w:rStyle w:val="af2"/>
+                <w:noProof/>
+              </w:rPr>
+              <w:t>е и обоснование архитектурных решений</w:t>
+            </w:r>
+            <w:r>
+              <w:rPr>
+                <w:noProof/>
+                <w:webHidden/>
+              </w:rPr>
+              <w:tab/>
+            </w:r>
+            <w:r>
+              <w:rPr>
+                <w:noProof/>
+                <w:webHidden/>
+              </w:rPr>
+              <w:fldChar w:fldCharType="begin"/>
+            </w:r>
+            <w:r>
+              <w:rPr>
+                <w:noProof/>
+                <w:webHidden/>
+              </w:rPr>
+              <w:instrText xml:space="preserve"> PAGEREF _Toc228176157 \h </w:instrText>
+            </w:r>
+            <w:r>
+              <w:rPr>
+                <w:noProof/>
+                <w:webHidden/>
+              </w:rPr>
+            </w:r>
+            <w:r>
+              <w:rPr>
+                <w:noProof/>
+                <w:webHidden/>
+              </w:rPr>
+              <w:fldChar w:fldCharType="separate"/>
+            </w:r>
+            <w:r>
+              <w:rPr>
+                <w:noProof/>
+                <w:webHidden/>
+              </w:rPr>
+              <w:t>4</w:t>
+            </w:r>
+            <w:r>
+              <w:rPr>
+                <w:noProof/>
+                <w:webHidden/>
+              </w:rPr>
+              <w:fldChar w:fldCharType="end"/>
+            </w:r>
+          </w:hyperlink>
+        </w:p>
+        <w:p>
+          <w:pPr>
+            <w:pStyle w:val="23"/>
+            <w:rPr>
+              <w:rFonts w:asciiTheme="minorHAnsi" w:eastAsiaTheme="minorEastAsia" w:hAnsiTheme="minorHAnsi"/>
+              <w:noProof/>
+              <w:kern w:val="2"/>
+              <w:sz w:val="24"/>
+              <w:szCs w:val="24"/>
+              <w:lang w:eastAsia="ru-RU"/>
+              <w14:ligatures w14:val="standardContextual"/>
+            </w:rPr>
+          </w:pPr>
+          <w:hyperlink w:anchor="_Toc228176158" w:history="1">
+            <w:r>
+              <w:rPr>
+                <w:rStyle w:val="af2"/>
+                <w:noProof/>
+              </w:rPr>
+              <w:t>2.3 Выбор и обоснование технологического стека</w:t>
+            </w:r>
+            <w:r>
+              <w:rPr>
+                <w:noProof/>
+                <w:webHidden/>
+              </w:rPr>
+              <w:tab/>
+            </w:r>
+            <w:r>
+              <w:rPr>
+                <w:noProof/>
+                <w:webHidden/>
+              </w:rPr>
+              <w:fldChar w:fldCharType="begin"/>
+            </w:r>
+            <w:r>
+              <w:rPr>
+                <w:noProof/>
+                <w:webHidden/>
+              </w:rPr>
+              <w:instrText xml:space="preserve"> PAGEREF _Toc228176158 \h </w:instrText>
+            </w:r>
+            <w:r>
+              <w:rPr>
+                <w:noProof/>
+                <w:webHidden/>
+              </w:rPr>
+            </w:r>
+            <w:r>
+              <w:rPr>
+                <w:noProof/>
+                <w:webHidden/>
+              </w:rPr>
+              <w:fldChar w:fldCharType="separate"/>
+            </w:r>
+            <w:r>
+              <w:rPr>
+                <w:noProof/>
+                <w:webHidden/>
+              </w:rPr>
+              <w:t>5</w:t>
+            </w:r>
+            <w:r>
+              <w:rPr>
+                <w:noProof/>
+                <w:webHidden/>
+              </w:rPr>
+              <w:fldChar w:fldCharType="end"/>
+            </w:r>
+          </w:hyperlink>
+        </w:p>
+        <w:p>
+          <w:pPr>
+            <w:pStyle w:val="23"/>
+            <w:rPr>
+              <w:rFonts w:asciiTheme="minorHAnsi" w:eastAsiaTheme="minorEastAsia" w:hAnsiTheme="minorHAnsi"/>
+              <w:noProof/>
+              <w:kern w:val="2"/>
+              <w:sz w:val="24"/>
+              <w:szCs w:val="24"/>
+              <w:lang w:eastAsia="ru-RU"/>
+              <w14:ligatures w14:val="standardContextual"/>
+            </w:rPr>
+          </w:pPr>
+          <w:hyperlink w:anchor="_Toc228176159" w:history="1">
+            <w:r>
+              <w:rPr>
+                <w:rStyle w:val="af2"/>
+                <w:noProof/>
+                <w:lang w:val="en-US"/>
+              </w:rPr>
+              <w:t>2.4</w:t>
+            </w:r>
+            <w:r>
+              <w:rPr>
+                <w:rStyle w:val="af2"/>
+                <w:noProof/>
+              </w:rPr>
+              <w:t xml:space="preserve"> Требования к классической СХД</w:t>
+            </w:r>
+            <w:r>
+              <w:rPr>
+                <w:noProof/>
+                <w:webHidden/>
+              </w:rPr>
+              <w:tab/>
+            </w:r>
+            <w:r>
+              <w:rPr>
+                <w:noProof/>
+                <w:webHidden/>
+              </w:rPr>
+              <w:fldChar w:fldCharType="begin"/>
+            </w:r>
+            <w:r>
+              <w:rPr>
+                <w:noProof/>
+                <w:webHidden/>
+              </w:rPr>
+              <w:instrText xml:space="preserve"> PAGEREF _Toc228176159 \h </w:instrText>
+            </w:r>
+            <w:r>
+              <w:rPr>
+                <w:noProof/>
+                <w:webHidden/>
+              </w:rPr>
+            </w:r>
+            <w:r>
+              <w:rPr>
+                <w:noProof/>
+                <w:webHidden/>
+              </w:rPr>
+              <w:fldChar w:fldCharType="separate"/>
+            </w:r>
+            <w:r>
+              <w:rPr>
+                <w:noProof/>
+                <w:webHidden/>
+              </w:rPr>
+              <w:t>6</w:t>
+            </w:r>
+            <w:r>
+              <w:rPr>
+                <w:noProof/>
+                <w:webHidden/>
+              </w:rPr>
+              <w:fldChar w:fldCharType="end"/>
+            </w:r>
+          </w:hyperlink>
+        </w:p>
+        <w:p>
+          <w:pPr>
+            <w:pStyle w:val="32"/>
+            <w:tabs>
+              <w:tab w:val="right" w:leader="dot" w:pos="9628"/>
+            </w:tabs>
+            <w:rPr>
+              <w:noProof/>
+            </w:rPr>
+          </w:pPr>
+          <w:hyperlink w:anchor="_Toc228176160" w:history="1">
+            <w:r>
+              <w:rPr>
+                <w:rStyle w:val="af2"/>
+                <w:noProof/>
+              </w:rPr>
+              <w:t>2.4.1. Классическое решение с несколькими контролерами подставляемое вендором</w:t>
+            </w:r>
+            <w:r>
+              <w:rPr>
+                <w:noProof/>
+                <w:webHidden/>
+              </w:rPr>
+              <w:tab/>
+            </w:r>
+            <w:r>
+              <w:rPr>
+                <w:noProof/>
+                <w:webHidden/>
+              </w:rPr>
+              <w:fldChar w:fldCharType="begin"/>
+            </w:r>
+            <w:r>
+              <w:rPr>
+                <w:noProof/>
+                <w:webHidden/>
+              </w:rPr>
+              <w:instrText xml:space="preserve"> PAGEREF _Toc228176160 \h </w:instrText>
+            </w:r>
+            <w:r>
+              <w:rPr>
+                <w:noProof/>
+                <w:webHidden/>
+              </w:rPr>
+            </w:r>
+            <w:r>
+              <w:rPr>
+                <w:noProof/>
+                <w:webHidden/>
+              </w:rPr>
+              <w:fldChar w:fldCharType="separate"/>
+            </w:r>
+            <w:r>
+              <w:rPr>
+                <w:noProof/>
+                <w:webHidden/>
+              </w:rPr>
+              <w:t>7</w:t>
+            </w:r>
+            <w:r>
+              <w:rPr>
+                <w:noProof/>
+                <w:webHidden/>
+              </w:rPr>
+              <w:fldChar w:fldCharType="end"/>
+            </w:r>
+          </w:hyperlink>
+        </w:p>
+        <w:p>
+          <w:pPr>
+            <w:pStyle w:val="32"/>
+            <w:tabs>
+              <w:tab w:val="right" w:leader="dot" w:pos="9628"/>
+            </w:tabs>
+            <w:rPr>
+              <w:noProof/>
+            </w:rPr>
+          </w:pPr>
+          <w:hyperlink w:anchor="_Toc228176161" w:history="1">
+            <w:r>
+              <w:rPr>
+                <w:rStyle w:val="af2"/>
+                <w:noProof/>
+              </w:rPr>
+              <w:t>2.4.2. Классическая СХД с несколькими контролерами и лицензионным ПО</w:t>
+            </w:r>
+            <w:r>
+              <w:rPr>
+                <w:noProof/>
+                <w:webHidden/>
+              </w:rPr>
+              <w:tab/>
+            </w:r>
+            <w:r>
+              <w:rPr>
+                <w:noProof/>
+                <w:webHidden/>
+              </w:rPr>
+              <w:fldChar w:fldCharType="begin"/>
+            </w:r>
+            <w:r>
+              <w:rPr>
+                <w:noProof/>
+                <w:webHidden/>
+              </w:rPr>
+              <w:instrText xml:space="preserve"> PAGEREF _Toc228176161 \h </w:instrText>
+            </w:r>
+            <w:r>
+              <w:rPr>
+                <w:noProof/>
+                <w:webHidden/>
+              </w:rPr>
+            </w:r>
+            <w:r>
+              <w:rPr>
+                <w:noProof/>
+                <w:webHidden/>
+              </w:rPr>
+              <w:fldChar w:fldCharType="separate"/>
+            </w:r>
+            <w:r>
+              <w:rPr>
+                <w:noProof/>
+                <w:webHidden/>
+              </w:rPr>
+              <w:t>10</w:t>
+            </w:r>
+            <w:r>
+              <w:rPr>
+                <w:noProof/>
+                <w:webHidden/>
+              </w:rPr>
+              <w:fldChar w:fldCharType="end"/>
+            </w:r>
+          </w:hyperlink>
+        </w:p>
+        <w:p>
+          <w:pPr>
+            <w:pStyle w:val="32"/>
+            <w:tabs>
+              <w:tab w:val="right" w:leader="dot" w:pos="9628"/>
+            </w:tabs>
+            <w:rPr>
+              <w:noProof/>
+            </w:rPr>
+          </w:pPr>
+          <w:hyperlink w:anchor="_Toc228176162" w:history="1">
+            <w:r>
+              <w:rPr>
+                <w:rStyle w:val="af2"/>
+                <w:noProof/>
+                <w:lang w:val="en-US"/>
+              </w:rPr>
+              <w:t>2.4.3.</w:t>
+            </w:r>
+            <w:r>
+              <w:rPr>
+                <w:rStyle w:val="af2"/>
+                <w:noProof/>
+              </w:rPr>
+              <w:t xml:space="preserve"> Классическая СХД с одним контролером и open source ПО</w:t>
+            </w:r>
+            <w:r>
+              <w:rPr>
+                <w:noProof/>
+                <w:webHidden/>
+              </w:rPr>
+              <w:tab/>
+            </w:r>
+            <w:r>
+              <w:rPr>
+                <w:noProof/>
+                <w:webHidden/>
+              </w:rPr>
+              <w:fldChar w:fldCharType="begin"/>
+            </w:r>
+            <w:r>
+              <w:rPr>
+                <w:noProof/>
+                <w:webHidden/>
+              </w:rPr>
+              <w:instrText xml:space="preserve"> PAGEREF _Toc228176162 \h </w:instrText>
+            </w:r>
+            <w:r>
+              <w:rPr>
+                <w:noProof/>
+                <w:webHidden/>
+              </w:rPr>
+            </w:r>
+            <w:r>
+              <w:rPr>
+                <w:noProof/>
+                <w:webHidden/>
+              </w:rPr>
+              <w:fldChar w:fldCharType="separate"/>
+            </w:r>
+            <w:r>
+              <w:rPr>
+                <w:noProof/>
+                <w:webHidden/>
+              </w:rPr>
+              <w:t>12</w:t>
+            </w:r>
+            <w:r>
+              <w:rPr>
+                <w:noProof/>
+                <w:webHidden/>
+              </w:rPr>
+              <w:fldChar w:fldCharType="end"/>
+            </w:r>
+          </w:hyperlink>
+        </w:p>
+        <w:p>
+          <w:pPr>
+            <w:pStyle w:val="32"/>
+            <w:tabs>
+              <w:tab w:val="right" w:leader="dot" w:pos="9628"/>
+            </w:tabs>
+            <w:rPr>
+              <w:noProof/>
+            </w:rPr>
+          </w:pPr>
+          <w:hyperlink w:anchor="_Toc228176163" w:history="1">
+            <w:r>
+              <w:rPr>
+                <w:rStyle w:val="af2"/>
+                <w:noProof/>
+                <w:lang w:val="en-US"/>
+              </w:rPr>
+              <w:t>2.4.4.</w:t>
+            </w:r>
+            <w:r>
+              <w:rPr>
+                <w:rStyle w:val="af2"/>
+                <w:noProof/>
+              </w:rPr>
+              <w:t xml:space="preserve"> Распределенная СХД подставляемое вендором</w:t>
+            </w:r>
+            <w:r>
+              <w:rPr>
+                <w:noProof/>
+                <w:webHidden/>
+              </w:rPr>
+              <w:tab/>
+            </w:r>
+            <w:r>
+              <w:rPr>
+                <w:noProof/>
+                <w:webHidden/>
+              </w:rPr>
+              <w:fldChar w:fldCharType="begin"/>
+            </w:r>
+            <w:r>
+              <w:rPr>
+                <w:noProof/>
+                <w:webHidden/>
+              </w:rPr>
+              <w:instrText xml:space="preserve"> PAGEREF _Toc228176163 \h </w:instrText>
+            </w:r>
+            <w:r>
+              <w:rPr>
+                <w:noProof/>
+                <w:webHidden/>
+              </w:rPr>
+            </w:r>
+            <w:r>
+              <w:rPr>
+                <w:noProof/>
+                <w:webHidden/>
+              </w:rPr>
+              <w:fldChar w:fldCharType="separate"/>
+            </w:r>
+            <w:r>
+              <w:rPr>
+                <w:noProof/>
+                <w:webHidden/>
+              </w:rPr>
+              <w:t>12</w:t>
+            </w:r>
+            <w:r>
+              <w:rPr>
+                <w:noProof/>
+                <w:webHidden/>
+              </w:rPr>
+              <w:fldChar w:fldCharType="end"/>
+            </w:r>
+          </w:hyperlink>
+        </w:p>
+        <w:p>
+          <w:pPr>
+            <w:pStyle w:val="32"/>
+            <w:tabs>
+              <w:tab w:val="right" w:leader="dot" w:pos="9628"/>
+            </w:tabs>
+            <w:rPr>
+              <w:noProof/>
+            </w:rPr>
+          </w:pPr>
+          <w:hyperlink w:anchor="_Toc228176164" w:history="1">
+            <w:r>
+              <w:rPr>
+                <w:rStyle w:val="af2"/>
+                <w:noProof/>
+                <w:lang w:val="en-US"/>
+              </w:rPr>
+              <w:t>2.4.5.</w:t>
+            </w:r>
+            <w:r>
+              <w:rPr>
+                <w:rStyle w:val="af2"/>
+                <w:noProof/>
+              </w:rPr>
+              <w:t xml:space="preserve"> Распределенная СХД с open source ПО компании Apache</w:t>
+            </w:r>
+            <w:r>
+              <w:rPr>
+                <w:noProof/>
+                <w:webHidden/>
+              </w:rPr>
+              <w:tab/>
+            </w:r>
+            <w:r>
+              <w:rPr>
+                <w:noProof/>
+                <w:webHidden/>
+              </w:rPr>
+              <w:fldChar w:fldCharType="begin"/>
+            </w:r>
+            <w:r>
+              <w:rPr>
+                <w:noProof/>
+                <w:webHidden/>
+              </w:rPr>
+              <w:instrText xml:space="preserve"> PAGEREF _Toc228176164 \h </w:instrText>
+            </w:r>
+            <w:r>
+              <w:rPr>
+                <w:noProof/>
+                <w:webHidden/>
+              </w:rPr>
+            </w:r>
+            <w:r>
+              <w:rPr>
+                <w:noProof/>
+                <w:webHidden/>
+              </w:rPr>
+              <w:fldChar w:fldCharType="separate"/>
+            </w:r>
+            <w:r>
+              <w:rPr>
+                <w:noProof/>
+                <w:webHidden/>
+              </w:rPr>
+              <w:t>12</w:t>
+            </w:r>
+            <w:r>
+              <w:rPr>
+                <w:noProof/>
+                <w:webHidden/>
+              </w:rPr>
+              <w:fldChar w:fldCharType="end"/>
+            </w:r>
+          </w:hyperlink>
+        </w:p>
+        <w:p>
+          <w:pPr>
+            <w:pStyle w:val="32"/>
+            <w:tabs>
+              <w:tab w:val="right" w:leader="dot" w:pos="9628"/>
+            </w:tabs>
+            <w:rPr>
+              <w:noProof/>
+            </w:rPr>
+          </w:pPr>
+          <w:hyperlink w:anchor="_Toc228176165" w:history="1">
+            <w:r>
+              <w:rPr>
+                <w:rStyle w:val="af2"/>
+                <w:noProof/>
+              </w:rPr>
+              <w:t>2.4.6. Распределенная СХД с open source ПО, а именно Ceph</w:t>
+            </w:r>
+            <w:r>
+              <w:rPr>
+                <w:noProof/>
+                <w:webHidden/>
+              </w:rPr>
+              <w:tab/>
+            </w:r>
+            <w:r>
+              <w:rPr>
+                <w:noProof/>
+                <w:webHidden/>
+              </w:rPr>
+              <w:fldChar w:fldCharType="begin"/>
+            </w:r>
+            <w:r>
+              <w:rPr>
+                <w:noProof/>
+                <w:webHidden/>
+              </w:rPr>
+              <w:instrText xml:space="preserve"> PAGEREF _Toc228176165 \h </w:instrText>
+            </w:r>
+            <w:r>
+              <w:rPr>
+                <w:noProof/>
+                <w:webHidden/>
+              </w:rPr>
+            </w:r>
+            <w:r>
+              <w:rPr>
+                <w:noProof/>
+                <w:webHidden/>
+              </w:rPr>
+              <w:fldChar w:fldCharType="separate"/>
+            </w:r>
+            <w:r>
+              <w:rPr>
+                <w:noProof/>
+                <w:webHidden/>
+              </w:rPr>
+              <w:t>12</w:t>
+            </w:r>
+            <w:r>
+              <w:rPr>
+                <w:noProof/>
+                <w:webHidden/>
+              </w:rPr>
+              <w:fldChar w:fldCharType="end"/>
+            </w:r>
+          </w:hyperlink>
+        </w:p>
+        <w:p>
+          <w:pPr>
+            <w:pStyle w:val="23"/>
+            <w:rPr>
+              <w:rFonts w:asciiTheme="minorHAnsi" w:eastAsiaTheme="minorEastAsia" w:hAnsiTheme="minorHAnsi"/>
+              <w:noProof/>
+              <w:kern w:val="2"/>
+              <w:sz w:val="24"/>
+              <w:szCs w:val="24"/>
+              <w:lang w:eastAsia="ru-RU"/>
+              <w14:ligatures w14:val="standardContextual"/>
+            </w:rPr>
+          </w:pPr>
+          <w:hyperlink w:anchor="_Toc228176166" w:history="1">
+            <w:r>
+              <w:rPr>
+                <w:rStyle w:val="af2"/>
+                <w:noProof/>
+              </w:rPr>
+              <w:t>2.5 Проектирование логической архитектуры и политик управления данными</w:t>
+            </w:r>
+            <w:r>
+              <w:rPr>
+                <w:noProof/>
+                <w:webHidden/>
+              </w:rPr>
+              <w:tab/>
+            </w:r>
+            <w:r>
+              <w:rPr>
+                <w:noProof/>
+                <w:webHidden/>
+              </w:rPr>
+              <w:fldChar w:fldCharType="begin"/>
+            </w:r>
+            <w:r>
+              <w:rPr>
+                <w:noProof/>
+                <w:webHidden/>
+              </w:rPr>
+              <w:instrText xml:space="preserve"> PAGEREF _Toc228176166 \h </w:instrText>
+            </w:r>
+            <w:r>
+              <w:rPr>
+                <w:noProof/>
+                <w:webHidden/>
+              </w:rPr>
+            </w:r>
+            <w:r>
+              <w:rPr>
+                <w:noProof/>
+                <w:webHidden/>
+              </w:rPr>
+              <w:fldChar w:fldCharType="separate"/>
+            </w:r>
+            <w:r>
+              <w:rPr>
+                <w:noProof/>
+                <w:webHidden/>
+              </w:rPr>
+              <w:t>12</w:t>
+            </w:r>
+            <w:r>
+              <w:rPr>
+                <w:noProof/>
+                <w:webHidden/>
+              </w:rPr>
+              <w:fldChar w:fldCharType="end"/>
+            </w:r>
+          </w:hyperlink>
+        </w:p>
+        <w:p>
+          <w:pPr>
+            <w:pStyle w:val="12"/>
+            <w:rPr>
+              <w:rFonts w:asciiTheme="minorHAnsi" w:eastAsiaTheme="minorEastAsia" w:hAnsiTheme="minorHAnsi"/>
+              <w:caps w:val="0"/>
+              <w:noProof/>
+              <w:kern w:val="2"/>
+              <w:sz w:val="24"/>
+              <w:szCs w:val="24"/>
+              <w:lang w:eastAsia="ru-RU"/>
+              <w14:ligatures w14:val="standardContextual"/>
+            </w:rPr>
+          </w:pPr>
+          <w:hyperlink w:anchor="_Toc228176167" w:history="1">
+            <w:r>
+              <w:rPr>
+                <w:rStyle w:val="af2"/>
+                <w:noProof/>
+                <w:lang w:val="en-US"/>
+              </w:rPr>
+              <w:t>3</w:t>
+            </w:r>
+            <w:r>
+              <w:rPr>
+                <w:rStyle w:val="af2"/>
+                <w:noProof/>
+              </w:rPr>
+              <w:t xml:space="preserve"> Развертывание</w:t>
+            </w:r>
+            <w:r>
+              <w:rPr>
+                <w:noProof/>
+                <w:webHidden/>
+              </w:rPr>
+              <w:tab/>
+            </w:r>
+            <w:r>
+              <w:rPr>
+                <w:noProof/>
+                <w:webHidden/>
+              </w:rPr>
+              <w:fldChar w:fldCharType="begin"/>
+            </w:r>
+            <w:r>
+              <w:rPr>
+                <w:noProof/>
+                <w:webHidden/>
+              </w:rPr>
+              <w:instrText xml:space="preserve"> PAGEREF _Toc228176167 \h </w:instrText>
+            </w:r>
+            <w:r>
+              <w:rPr>
+                <w:noProof/>
+                <w:webHidden/>
+              </w:rPr>
+            </w:r>
+            <w:r>
+              <w:rPr>
+                <w:noProof/>
+                <w:webHidden/>
+              </w:rPr>
+              <w:fldChar w:fldCharType="separate"/>
+            </w:r>
+            <w:r>
+              <w:rPr>
+                <w:noProof/>
+                <w:webHidden/>
+              </w:rPr>
+              <w:t>13</w:t>
+            </w:r>
+            <w:r>
+              <w:rPr>
+                <w:noProof/>
+                <w:webHidden/>
+              </w:rPr>
+              <w:fldChar w:fldCharType="end"/>
+            </w:r>
+          </w:hyperlink>
+        </w:p>
+        <w:p>
+          <w:pPr>
+            <w:pStyle w:val="23"/>
+            <w:rPr>
+              <w:rFonts w:asciiTheme="minorHAnsi" w:eastAsiaTheme="minorEastAsia" w:hAnsiTheme="minorHAnsi"/>
+              <w:noProof/>
+              <w:kern w:val="2"/>
+              <w:sz w:val="24"/>
+              <w:szCs w:val="24"/>
+              <w:lang w:eastAsia="ru-RU"/>
+              <w14:ligatures w14:val="standardContextual"/>
+            </w:rPr>
+          </w:pPr>
+          <w:hyperlink w:anchor="_Toc228176168" w:history="1">
+            <w:r>
+              <w:rPr>
+                <w:rStyle w:val="af2"/>
+                <w:noProof/>
+                <w:lang w:val="en-US"/>
+              </w:rPr>
+              <w:t>3.1</w:t>
+            </w:r>
+            <w:r>
+              <w:rPr>
+                <w:rStyle w:val="af2"/>
+                <w:noProof/>
+              </w:rPr>
+              <w:t xml:space="preserve"> Подготовка виртуального стенда</w:t>
+            </w:r>
+            <w:r>
+              <w:rPr>
+                <w:noProof/>
+                <w:webHidden/>
+              </w:rPr>
+              <w:tab/>
+            </w:r>
+            <w:r>
+              <w:rPr>
+                <w:noProof/>
+                <w:webHidden/>
+              </w:rPr>
+              <w:fldChar w:fldCharType="begin"/>
+            </w:r>
+            <w:r>
+              <w:rPr>
+                <w:noProof/>
+                <w:webHidden/>
+              </w:rPr>
+              <w:instrText xml:space="preserve"> PAGEREF _Toc228176168 \h </w:instrText>
+            </w:r>
+            <w:r>
+              <w:rPr>
+                <w:noProof/>
+                <w:webHidden/>
+              </w:rPr>
+            </w:r>
+            <w:r>
+              <w:rPr>
+                <w:noProof/>
+                <w:webHidden/>
+              </w:rPr>
+              <w:fldChar w:fldCharType="separate"/>
+            </w:r>
+            <w:r>
+              <w:rPr>
+                <w:noProof/>
+                <w:webHidden/>
+              </w:rPr>
+              <w:t>13</w:t>
+            </w:r>
+            <w:r>
+              <w:rPr>
+                <w:noProof/>
+                <w:webHidden/>
+              </w:rPr>
+              <w:fldChar w:fldCharType="end"/>
+            </w:r>
+          </w:hyperlink>
+        </w:p>
+        <w:p>
+          <w:pPr>
+            <w:pStyle w:val="23"/>
+            <w:rPr>
+              <w:rFonts w:asciiTheme="minorHAnsi" w:eastAsiaTheme="minorEastAsia" w:hAnsiTheme="minorHAnsi"/>
+              <w:noProof/>
+              <w:kern w:val="2"/>
+              <w:sz w:val="24"/>
+              <w:szCs w:val="24"/>
+              <w:lang w:eastAsia="ru-RU"/>
+              <w14:ligatures w14:val="standardContextual"/>
+            </w:rPr>
+          </w:pPr>
+          <w:hyperlink w:anchor="_Toc228176169" w:history="1">
+            <w:r>
+              <w:rPr>
+                <w:rStyle w:val="af2"/>
+                <w:noProof/>
+                <w:lang w:val="en-US"/>
+              </w:rPr>
+              <w:t>3.2</w:t>
+            </w:r>
+            <w:r>
+              <w:rPr>
+                <w:rStyle w:val="af2"/>
+                <w:noProof/>
+              </w:rPr>
+              <w:t xml:space="preserve"> Развертывание и конфигурирование СХД</w:t>
+            </w:r>
+            <w:r>
+              <w:rPr>
+                <w:noProof/>
+                <w:webHidden/>
+              </w:rPr>
+              <w:tab/>
+            </w:r>
+            <w:r>
+              <w:rPr>
+                <w:noProof/>
+                <w:webHidden/>
+              </w:rPr>
+              <w:fldChar w:fldCharType="begin"/>
+            </w:r>
+            <w:r>
+              <w:rPr>
+                <w:noProof/>
+                <w:webHidden/>
+              </w:rPr>
+              <w:instrText xml:space="preserve"> PAGEREF _Toc228176169 \h </w:instrText>
+            </w:r>
+            <w:r>
+              <w:rPr>
+                <w:noProof/>
+                <w:webHidden/>
+              </w:rPr>
+            </w:r>
+            <w:r>
+              <w:rPr>
+                <w:noProof/>
+                <w:webHidden/>
+              </w:rPr>
+              <w:fldChar w:fldCharType="separate"/>
+            </w:r>
+            <w:r>
+              <w:rPr>
+                <w:noProof/>
+                <w:webHidden/>
+              </w:rPr>
+              <w:t>13</w:t>
+            </w:r>
+            <w:r>
+              <w:rPr>
+                <w:noProof/>
+                <w:webHidden/>
+              </w:rPr>
+              <w:fldChar w:fldCharType="end"/>
+            </w:r>
+          </w:hyperlink>
+        </w:p>
+        <w:p>
+          <w:pPr>
+            <w:pStyle w:val="23"/>
+            <w:rPr>
+              <w:rFonts w:asciiTheme="minorHAnsi" w:eastAsiaTheme="minorEastAsia" w:hAnsiTheme="minorHAnsi"/>
+              <w:noProof/>
+              <w:kern w:val="2"/>
+              <w:sz w:val="24"/>
+              <w:szCs w:val="24"/>
+              <w:lang w:eastAsia="ru-RU"/>
+              <w14:ligatures w14:val="standardContextual"/>
+            </w:rPr>
+          </w:pPr>
+          <w:hyperlink w:anchor="_Toc228176170" w:history="1">
+            <w:r>
+              <w:rPr>
+                <w:rStyle w:val="af2"/>
+                <w:noProof/>
+                <w:lang w:val="en-US"/>
+              </w:rPr>
+              <w:t>3.3</w:t>
+            </w:r>
+            <w:r>
+              <w:rPr>
+                <w:rStyle w:val="af2"/>
+                <w:noProof/>
+              </w:rPr>
+              <w:t xml:space="preserve"> Тестирование и верификация</w:t>
+            </w:r>
+            <w:r>
+              <w:rPr>
+                <w:noProof/>
+                <w:webHidden/>
+              </w:rPr>
+              <w:tab/>
+            </w:r>
+            <w:r>
+              <w:rPr>
+                <w:noProof/>
+                <w:webHidden/>
+              </w:rPr>
+              <w:fldChar w:fldCharType="begin"/>
+            </w:r>
+            <w:r>
+              <w:rPr>
+                <w:noProof/>
+                <w:webHidden/>
+              </w:rPr>
+              <w:instrText xml:space="preserve"> PAGEREF _Toc228176170 \h </w:instrText>
+            </w:r>
+            <w:r>
+              <w:rPr>
+                <w:noProof/>
+                <w:webHidden/>
+              </w:rPr>
+            </w:r>
+            <w:r>
+              <w:rPr>
+                <w:noProof/>
+                <w:webHidden/>
+              </w:rPr>
+              <w:fldChar w:fldCharType="separate"/>
+            </w:r>
+            <w:r>
+              <w:rPr>
+                <w:noProof/>
+                <w:webHidden/>
+              </w:rPr>
+              <w:t>14</w:t>
+            </w:r>
+            <w:r>
+              <w:rPr>
+                <w:noProof/>
+                <w:webHidden/>
+              </w:rPr>
+              <w:fldChar w:fldCharType="end"/>
+            </w:r>
+          </w:hyperlink>
+        </w:p>
+        <w:p>
+          <w:pPr>
+            <w:pStyle w:val="12"/>
+            <w:rPr>
+              <w:rFonts w:asciiTheme="minorHAnsi" w:eastAsiaTheme="minorEastAsia" w:hAnsiTheme="minorHAnsi"/>
+              <w:caps w:val="0"/>
+              <w:noProof/>
+              <w:kern w:val="2"/>
+              <w:sz w:val="24"/>
+              <w:szCs w:val="24"/>
+              <w:lang w:eastAsia="ru-RU"/>
+              <w14:ligatures w14:val="standardContextual"/>
+            </w:rPr>
+          </w:pPr>
+          <w:hyperlink w:anchor="_Toc228176171" w:history="1">
+            <w:r>
+              <w:rPr>
+                <w:rStyle w:val="af2"/>
+                <w:noProof/>
+              </w:rPr>
+              <w:t>4 Список источников</w:t>
+            </w:r>
+            <w:r>
+              <w:rPr>
+                <w:noProof/>
+                <w:webHidden/>
+              </w:rPr>
+              <w:tab/>
+            </w:r>
+            <w:r>
+              <w:rPr>
+                <w:noProof/>
+                <w:webHidden/>
+              </w:rPr>
+              <w:fldChar w:fldCharType="begin"/>
+            </w:r>
+            <w:r>
+              <w:rPr>
+                <w:noProof/>
+                <w:webHidden/>
+              </w:rPr>
+              <w:instrText xml:space="preserve"> PAGEREF _Toc228176171 \h </w:instrText>
+            </w:r>
+            <w:r>
+              <w:rPr>
+                <w:noProof/>
+                <w:webHidden/>
+              </w:rPr>
+            </w:r>
+            <w:r>
+              <w:rPr>
+                <w:noProof/>
+                <w:webHidden/>
+              </w:rPr>
+              <w:fldChar w:fldCharType="separate"/>
+            </w:r>
+            <w:r>
+              <w:rPr>
+                <w:noProof/>
+                <w:webHidden/>
+              </w:rPr>
+              <w:t>15</w:t>
             </w:r>
             <w:r>
               <w:rPr>
@@ -1400,7 +2670,7 @@
       <w:pPr>
         <w:pStyle w:val="a"/>
       </w:pPr>
-      <w:bookmarkStart w:id="0" w:name="_Toc227451271"/>
+      <w:bookmarkStart w:id="0" w:name="_Toc228176154"/>
       <w:r>
         <w:lastRenderedPageBreak/>
         <w:t>ВВЕДЕНИЕ</w:t>
@@ -1430,18 +2700,22 @@
       <w:pPr>
         <w:pStyle w:val="a"/>
       </w:pPr>
+      <w:bookmarkStart w:id="1" w:name="_Toc228176155"/>
       <w:r>
         <w:lastRenderedPageBreak/>
         <w:t>Проектирование</w:t>
       </w:r>
+      <w:bookmarkEnd w:id="1"/>
     </w:p>
     <w:p>
       <w:pPr>
         <w:pStyle w:val="2"/>
       </w:pPr>
+      <w:bookmarkStart w:id="2" w:name="_Toc228176156"/>
       <w:r>
         <w:t>Исходные данные</w:t>
       </w:r>
+      <w:bookmarkEnd w:id="2"/>
     </w:p>
     <w:p>
       <w:r>
@@ -1696,9 +2970,6 @@
           <w:p>
             <w:pPr>
               <w:pStyle w:val="af7"/>
-              <w:rPr>
-                <w:lang w:val="en-US"/>
-              </w:rPr>
             </w:pPr>
             <w:r>
               <w:t xml:space="preserve">Возможность увеличить как объем хранилища, так и пропускную способность на </w:t>
@@ -1798,8 +3069,28 @@
       <w:pPr>
         <w:pStyle w:val="2"/>
       </w:pPr>
+      <w:bookmarkStart w:id="3" w:name="_Toc228176157"/>
       <w:r>
         <w:t>Введение и обоснование архитектурных решений</w:t>
+      </w:r>
+      <w:bookmarkEnd w:id="3"/>
+    </w:p>
+    <w:p>
+      <w:pPr>
+        <w:rPr>
+          <w:rFonts w:eastAsia="Times New Roman"/>
+        </w:rPr>
+      </w:pPr>
+      <w:r>
+        <w:rPr>
+          <w:rFonts w:eastAsia="Times New Roman"/>
+        </w:rPr>
+        <w:t>Базовые принципы проектирования: отсутствие единой точки отказа, горизонтальная масштабируемость, приоритет производительности на горячем пути данных, использование экономически оправданного масштабируемого хранилища и минимизация числа разнородных платформ.</w:t>
+      </w:r>
+    </w:p>
+    <w:p>
+      <w:r>
+        <w:t xml:space="preserve">Было выбран объектный тип доступа. </w:t>
       </w:r>
     </w:p>
     <w:p>
@@ -1817,40 +3108,15 @@
         <w:ind w:left="0" w:firstLine="709"/>
       </w:pPr>
       <w:r>
-        <w:t>Подсистема обработки данных</w:t>
-      </w:r>
-      <w:r>
-        <w:t xml:space="preserve"> </w:t>
-      </w:r>
-      <w:r>
-        <w:t xml:space="preserve">— вычислительные узлы кластера, на которых развёрнуты </w:t>
+        <w:t xml:space="preserve">Подсистема обработки данных — вычислительные узлы кластера, на которых развёрнуты исполнители Spark и серверы </w:t>
       </w:r>
       <w:proofErr w:type="spellStart"/>
       <w:r>
-        <w:t>MinIO</w:t>
+        <w:t>ClickHouse</w:t>
       </w:r>
       <w:proofErr w:type="spellEnd"/>
       <w:r>
-        <w:t xml:space="preserve"> (в качестве объектного интерфейса), исполнители Spark и серверы </w:t>
-      </w:r>
-      <w:proofErr w:type="spellStart"/>
-      <w:r>
-        <w:t>ClickHouse</w:t>
-      </w:r>
-      <w:proofErr w:type="spellEnd"/>
-      <w:r>
-        <w:t xml:space="preserve">. </w:t>
-      </w:r>
-      <w:r>
-        <w:t xml:space="preserve">Узлам </w:t>
-      </w:r>
-      <w:proofErr w:type="spellStart"/>
-      <w:r>
-        <w:t>MinIO</w:t>
-      </w:r>
-      <w:proofErr w:type="spellEnd"/>
-      <w:r>
-        <w:t xml:space="preserve"> требуется надёжный и производительный блочный доступ к единому пулу хранения для размещения данных, журналов и временных рабочих каталогов.</w:t>
+        <w:t>.</w:t>
       </w:r>
     </w:p>
     <w:p>
@@ -1863,66 +3129,33 @@
         <w:ind w:left="0" w:firstLine="709"/>
       </w:pPr>
       <w:r>
-        <w:t>Подсистема хранения данных</w:t>
-      </w:r>
-      <w:r>
-        <w:t xml:space="preserve"> </w:t>
-      </w:r>
-      <w:r>
-        <w:t>— собственно СХД, предоставляющая блочные устройства по сети хранения данных (SAN). Взаимодействие между подсистемами осуществляется через выделенный высокоскоростной сетевой сегмент с использованием стандартных протоколов блочного доступа.</w:t>
+        <w:t xml:space="preserve">Подсистема хранения данных — собственно СХД, предоставляющая </w:t>
+      </w:r>
+      <w:r>
+        <w:rPr>
+          <w:lang w:val="en-US"/>
+        </w:rPr>
+        <w:t>S</w:t>
+      </w:r>
+      <w:r>
+        <w:t xml:space="preserve">3 </w:t>
+      </w:r>
+      <w:r>
+        <w:t xml:space="preserve">хранилище </w:t>
+      </w:r>
+      <w:r>
+        <w:t xml:space="preserve">по сети хранения данных. Взаимодействие между подсистемами осуществляется через выделенный высокоскоростной сетевой сегмент с использованием стандартных протоколов </w:t>
+      </w:r>
+      <w:r>
+        <w:t xml:space="preserve">объектного </w:t>
+      </w:r>
+      <w:r>
+        <w:t>доступа.</w:t>
       </w:r>
     </w:p>
     <w:p>
-      <w:pPr>
-        <w:rPr>
-          <w:lang w:val="en-US"/>
-        </w:rPr>
-      </w:pPr>
       <w:r>
         <w:lastRenderedPageBreak/>
-        <w:t xml:space="preserve">Вычислительные узлы монтируют предоставляемые СХД блочные тома как локальные диски, поверх которых </w:t>
-      </w:r>
-      <w:r>
-        <w:t xml:space="preserve">работает </w:t>
-      </w:r>
-      <w:r>
-        <w:rPr>
-          <w:lang w:val="en-US"/>
-        </w:rPr>
-        <w:t>Minio</w:t>
-      </w:r>
-      <w:r>
-        <w:t xml:space="preserve"> </w:t>
-      </w:r>
-      <w:r>
-        <w:rPr>
-          <w:lang w:val="en-US"/>
-        </w:rPr>
-        <w:t>S</w:t>
-      </w:r>
-      <w:r>
-        <w:t xml:space="preserve">3 </w:t>
-      </w:r>
-      <w:r>
-        <w:t xml:space="preserve">как </w:t>
-      </w:r>
-      <w:r>
-        <w:t>объектн</w:t>
-      </w:r>
-      <w:r>
-        <w:t>ое хранилище</w:t>
-      </w:r>
-      <w:r>
-        <w:t>.</w:t>
-      </w:r>
-    </w:p>
-    <w:p>
-      <w:pPr>
-        <w:rPr>
-          <w:lang w:val="en-US"/>
-        </w:rPr>
-      </w:pPr>
-      <w:r>
         <w:t>На основе анализа требований в основу архитектуры закладываются следующие принципы:</w:t>
       </w:r>
     </w:p>
@@ -1949,10 +3182,7 @@
         <w:ind w:left="0" w:firstLine="709"/>
       </w:pPr>
       <w:r>
-        <w:t>Обеспечение отказоустойчивости на уровне</w:t>
-      </w:r>
-      <w:r>
-        <w:t xml:space="preserve"> </w:t>
+        <w:t xml:space="preserve">Обеспечение отказоустойчивости на уровне </w:t>
       </w:r>
       <w:r>
         <w:t>дисков и контроллеров</w:t>
@@ -2031,9 +3261,11 @@
       <w:pPr>
         <w:pStyle w:val="2"/>
       </w:pPr>
+      <w:bookmarkStart w:id="4" w:name="_Toc228176158"/>
       <w:r>
         <w:t>Выбор и обоснование технологического стека</w:t>
       </w:r>
+      <w:bookmarkEnd w:id="4"/>
     </w:p>
     <w:p>
       <w:r>
@@ -2122,7 +3354,6 @@
         </w:numPr>
       </w:pPr>
       <w:r>
-        <w:lastRenderedPageBreak/>
         <w:t>Классическая СХД с несколькими контролерами и лицензионным ПО</w:t>
       </w:r>
     </w:p>
@@ -2174,6 +3405,7 @@
         </w:numPr>
       </w:pPr>
       <w:r>
+        <w:lastRenderedPageBreak/>
         <w:t>Распределенная СХД подставляемое вендором</w:t>
       </w:r>
     </w:p>
@@ -2254,16 +3486,13 @@
           <w:lang w:val="en-US"/>
         </w:rPr>
       </w:pPr>
+      <w:bookmarkStart w:id="5" w:name="_Toc228176159"/>
       <w:r>
         <w:t>Требования к классической СХД</w:t>
       </w:r>
+      <w:bookmarkEnd w:id="5"/>
     </w:p>
     <w:p>
-      <w:pPr>
-        <w:rPr>
-          <w:lang w:val="en-US"/>
-        </w:rPr>
-      </w:pPr>
       <w:r>
         <w:t>Для того чтобы выбрать подходящее под требования СХД надо определиться с количеством дисков и их объемом.</w:t>
       </w:r>
@@ -2794,13 +4023,7 @@
         <w:rPr>
           <w:rFonts w:eastAsiaTheme="minorEastAsia"/>
         </w:rPr>
-        <w:t>–</w:t>
-      </w:r>
-      <w:r>
-        <w:rPr>
-          <w:rFonts w:eastAsiaTheme="minorEastAsia"/>
-        </w:rPr>
-        <w:t xml:space="preserve"> скорость последовательной записи на 1 диск, </w:t>
+        <w:t xml:space="preserve">– скорость последовательной записи на 1 диск, </w:t>
       </w:r>
       <m:oMath>
         <m:sSub>
@@ -2866,19 +4089,7 @@
         <w:rPr>
           <w:rFonts w:eastAsiaTheme="minorEastAsia"/>
         </w:rPr>
-        <w:t xml:space="preserve"> </w:t>
-      </w:r>
-      <w:r>
-        <w:rPr>
-          <w:rFonts w:eastAsiaTheme="minorEastAsia"/>
-        </w:rPr>
-        <w:t>–</w:t>
-      </w:r>
-      <w:r>
-        <w:rPr>
-          <w:rFonts w:eastAsiaTheme="minorEastAsia"/>
-        </w:rPr>
-        <w:t xml:space="preserve"> скорость поступления новых данных. </w:t>
+        <w:t xml:space="preserve"> – скорость поступления новых данных. </w:t>
       </w:r>
       <m:oMath>
         <m:sSub>
@@ -2906,14 +4117,7 @@
                 <w:rFonts w:ascii="Cambria Math" w:hAnsi="Cambria Math"/>
                 <w:lang w:val="en-US"/>
               </w:rPr>
-              <m:t>se</m:t>
-            </m:r>
-            <m:r>
-              <w:rPr>
-                <w:rFonts w:ascii="Cambria Math" w:hAnsi="Cambria Math"/>
-                <w:lang w:val="en-US"/>
-              </w:rPr>
-              <m:t>q</m:t>
+              <m:t>seq</m:t>
             </m:r>
             <m:r>
               <w:rPr>
@@ -3201,13 +4405,7 @@
         <w:rPr>
           <w:rFonts w:eastAsiaTheme="minorEastAsia"/>
         </w:rPr>
-        <w:t xml:space="preserve"> от</w:t>
-      </w:r>
-      <w:r>
-        <w:rPr>
-          <w:rFonts w:eastAsiaTheme="minorEastAsia"/>
-        </w:rPr>
-        <w:t xml:space="preserve"> </w:t>
+        <w:t xml:space="preserve"> от </w:t>
       </w:r>
       <m:oMath>
         <m:sSub>
@@ -3342,6 +4540,9 @@
         <w:pStyle w:val="af5"/>
       </w:pPr>
       <w:r>
+        <w:rPr>
+          <w:noProof/>
+        </w:rPr>
         <w:lastRenderedPageBreak/>
         <w:drawing>
           <wp:inline distT="0" distB="0" distL="0" distR="0" wp14:anchorId="6431CB04" wp14:editId="7ABC415C">
@@ -3391,21 +4592,10 @@
         <w:t>зависимости</w:t>
       </w:r>
       <w:r>
-        <w:t xml:space="preserve"> цены </w:t>
-      </w:r>
-      <w:r>
-        <w:t>з</w:t>
-      </w:r>
-      <w:r>
-        <w:t>а 1 МБ от объема накопителя</w:t>
+        <w:t xml:space="preserve"> цены за 1 МБ от объема накопителя</w:t>
       </w:r>
     </w:p>
     <w:p>
-      <w:pPr>
-        <w:rPr>
-          <w:lang w:val="en-US"/>
-        </w:rPr>
-      </w:pPr>
       <w:r>
         <w:t>Однако в ходе анализа было замечено: диски маленького объема обычно в формфакторе 2.5 дюйма и некоторые из них могу иметь скорость вращения от 10000 до 15000 об</w:t>
       </w:r>
@@ -3437,9 +4627,11 @@
       <w:pPr>
         <w:pStyle w:val="3"/>
       </w:pPr>
+      <w:bookmarkStart w:id="6" w:name="_Toc228176160"/>
       <w:r>
         <w:t>Классическое решение с несколькими контролерами подставляемое вендором</w:t>
       </w:r>
+      <w:bookmarkEnd w:id="6"/>
     </w:p>
     <w:p>
       <w:r>
@@ -3448,13 +4640,7 @@
     </w:p>
     <w:p>
       <w:r>
-        <w:t>В качестве базовой платформы выбрана</w:t>
-      </w:r>
-      <w:r>
-        <w:t xml:space="preserve"> </w:t>
-      </w:r>
-      <w:r>
-        <w:t xml:space="preserve">Huawei </w:t>
+        <w:t xml:space="preserve">В качестве базовой платформы выбрана Huawei </w:t>
       </w:r>
       <w:proofErr w:type="spellStart"/>
       <w:r>
@@ -3462,13 +4648,7 @@
       </w:r>
       <w:proofErr w:type="spellEnd"/>
       <w:r>
-        <w:t xml:space="preserve"> 5210 Hybrid Flash Storage Systems.</w:t>
-      </w:r>
-      <w:r>
-        <w:t xml:space="preserve"> </w:t>
-      </w:r>
-      <w:r>
-        <w:t xml:space="preserve">Данная модель является младшей в линейке </w:t>
+        <w:t xml:space="preserve"> 5210 Hybrid Flash Storage Systems. Данная модель является младшей в линейке </w:t>
       </w:r>
       <w:proofErr w:type="spellStart"/>
       <w:r>
@@ -3493,10 +4673,7 @@
       </w:r>
       <w:proofErr w:type="spellEnd"/>
       <w:r>
-        <w:t>). Архитектура системы — актив-актив с двумя независимыми контроллерами</w:t>
-      </w:r>
-      <w:r>
-        <w:t xml:space="preserve">. </w:t>
+        <w:t xml:space="preserve">). Архитектура системы — актив-актив с двумя независимыми контроллерами. </w:t>
       </w:r>
       <w:r>
         <w:t xml:space="preserve">К этой модели </w:t>
@@ -3506,13 +4683,17 @@
       </w:r>
     </w:p>
     <w:p>
-      <w:pPr>
+      <w:r>
+        <w:t xml:space="preserve">Для расчета количества дисковых полок нужно посчитать количество дисков. Дисковые полки </w:t>
+      </w:r>
+      <w:r>
         <w:rPr>
           <w:lang w:val="en-US"/>
         </w:rPr>
-      </w:pPr>
-      <w:r>
-        <w:t xml:space="preserve">Для расчета количества дисковых полок нужно посчитать количество дисков. Дисковые полки </w:t>
+        <w:t>Huawei</w:t>
+      </w:r>
+      <w:r>
+        <w:t xml:space="preserve"> требуют диски только от </w:t>
       </w:r>
       <w:r>
         <w:rPr>
@@ -3521,30 +4702,12 @@
         <w:t>Huawei</w:t>
       </w:r>
       <w:r>
-        <w:t xml:space="preserve"> требуют диски только от </w:t>
-      </w:r>
-      <w:r>
-        <w:rPr>
-          <w:lang w:val="en-US"/>
-        </w:rPr>
-        <w:t>Huawei</w:t>
-      </w:r>
-      <w:r>
-        <w:rPr>
-          <w:lang w:val="en-US"/>
-        </w:rPr>
         <w:t>.</w:t>
       </w:r>
     </w:p>
     <w:p>
       <w:r>
-        <w:t>Т.к цена д</w:t>
-      </w:r>
-      <w:r>
-        <w:t>исков</w:t>
-      </w:r>
-      <w:r>
-        <w:t>ых полок неизвестна</w:t>
+        <w:t>Т.к цена дисковых полок неизвестна</w:t>
       </w:r>
       <w:r>
         <w:t xml:space="preserve"> нет возможности рассчитать какие диски дешевле использовать, поэтому </w:t>
@@ -4077,21 +5240,7 @@
                   <w:rFonts w:ascii="Cambria Math" w:eastAsiaTheme="minorEastAsia" w:hAnsi="Cambria Math"/>
                   <w:lang w:val="en-US"/>
                 </w:rPr>
-                <m:t>=21,</m:t>
-              </m:r>
-              <m:r>
-                <w:rPr>
-                  <w:rFonts w:ascii="Cambria Math" w:eastAsiaTheme="minorEastAsia" w:hAnsi="Cambria Math"/>
-                  <w:lang w:val="en-US"/>
-                </w:rPr>
-                <m:t>5</m:t>
-              </m:r>
-              <m:r>
-                <w:rPr>
-                  <w:rFonts w:ascii="Cambria Math" w:eastAsiaTheme="minorEastAsia" w:hAnsi="Cambria Math"/>
-                  <w:lang w:val="en-US"/>
-                </w:rPr>
-                <m:t>,#</m:t>
+                <m:t>=21,5,#</m:t>
               </m:r>
               <m:d>
                 <m:dPr>
@@ -4160,13 +5309,7 @@
           <w:rPr>
             <w:rFonts w:ascii="Cambria Math" w:eastAsiaTheme="minorEastAsia" w:hAnsi="Cambria Math"/>
           </w:rPr>
-          <m:t>2</m:t>
-        </m:r>
-        <m:r>
-          <w:rPr>
-            <w:rFonts w:ascii="Cambria Math" w:eastAsiaTheme="minorEastAsia" w:hAnsi="Cambria Math"/>
-          </w:rPr>
-          <m:t>2</m:t>
+          <m:t>22</m:t>
         </m:r>
       </m:oMath>
       <w:r>
@@ -4321,14 +5464,7 @@
                       <w:rFonts w:ascii="Cambria Math" w:hAnsi="Cambria Math"/>
                       <w:lang w:val="en-US"/>
                     </w:rPr>
-                    <m:t>is</m:t>
-                  </m:r>
-                  <m:r>
-                    <w:rPr>
-                      <w:rFonts w:ascii="Cambria Math" w:hAnsi="Cambria Math"/>
-                      <w:lang w:val="en-US"/>
-                    </w:rPr>
-                    <m:t>k</m:t>
+                    <m:t>isk</m:t>
                   </m:r>
                 </m:sub>
               </m:sSub>
@@ -5319,6 +6455,9 @@
         <w:pStyle w:val="af5"/>
       </w:pPr>
       <w:r>
+        <w:rPr>
+          <w:noProof/>
+        </w:rPr>
         <w:drawing>
           <wp:inline distT="0" distB="0" distL="0" distR="0" wp14:anchorId="08EB5100" wp14:editId="3F4A11F3">
             <wp:extent cx="6120130" cy="5251450"/>
@@ -5359,9 +6498,6 @@
     <w:p>
       <w:pPr>
         <w:pStyle w:val="af5"/>
-        <w:rPr>
-          <w:lang w:val="en-US"/>
-        </w:rPr>
       </w:pPr>
       <w:r>
         <w:t xml:space="preserve">Рисунок 2.4.1.1 – Пропускная способность </w:t>
@@ -5667,7 +6803,7 @@
               <m:maxDist m:val="1"/>
               <m:ctrlPr>
                 <w:rPr>
-                  <w:rFonts w:ascii="Cambria Math"/>
+                  <w:rFonts w:ascii="Cambria Math" w:hAnsi="Cambria Math"/>
                   <w:i/>
                   <w:lang w:val="en-US"/>
                 </w:rPr>
@@ -5701,14 +6837,7 @@
                       <w:rFonts w:ascii="Cambria Math" w:hAnsi="Cambria Math"/>
                       <w:lang w:val="en-US"/>
                     </w:rPr>
-                    <m:t>radn_</m:t>
-                  </m:r>
-                  <m:r>
-                    <w:rPr>
-                      <w:rFonts w:ascii="Cambria Math" w:hAnsi="Cambria Math"/>
-                      <w:lang w:val="en-US"/>
-                    </w:rPr>
-                    <m:t>sum</m:t>
+                    <m:t>radn_sum</m:t>
                   </m:r>
                 </m:sub>
               </m:sSub>
@@ -5746,14 +6875,7 @@
                       <w:rFonts w:ascii="Cambria Math" w:eastAsiaTheme="minorEastAsia" w:hAnsi="Cambria Math"/>
                       <w:lang w:val="en-US"/>
                     </w:rPr>
-                    <m:t>rand_</m:t>
-                  </m:r>
-                  <m:r>
-                    <w:rPr>
-                      <w:rFonts w:ascii="Cambria Math" w:eastAsiaTheme="minorEastAsia" w:hAnsi="Cambria Math"/>
-                      <w:lang w:val="en-US"/>
-                    </w:rPr>
-                    <m:t>raid</m:t>
+                    <m:t>rand_raid</m:t>
                   </m:r>
                 </m:sub>
               </m:sSub>
@@ -5813,16 +6935,7 @@
                 <w:rPr>
                   <w:rFonts w:ascii="Cambria Math" w:hAnsi="Cambria Math"/>
                 </w:rPr>
-                <m:t>250</m:t>
-              </m:r>
-              <m:r>
-                <m:rPr>
-                  <m:sty m:val="p"/>
-                </m:rPr>
-                <w:rPr>
-                  <w:rFonts w:ascii="Cambria Math" w:hAnsi="Cambria Math"/>
-                </w:rPr>
-                <m:t>×</m:t>
+                <m:t>250×</m:t>
               </m:r>
               <m:r>
                 <m:rPr>
@@ -5838,21 +6951,7 @@
                   <w:rFonts w:ascii="Cambria Math"/>
                   <w:lang w:val="en-US"/>
                 </w:rPr>
-                <m:t>2=</m:t>
-              </m:r>
-              <m:r>
-                <w:rPr>
-                  <w:rFonts w:ascii="Cambria Math"/>
-                  <w:lang w:val="en-US"/>
-                </w:rPr>
-                <m:t>5500</m:t>
-              </m:r>
-              <m:r>
-                <w:rPr>
-                  <w:rFonts w:ascii="Cambria Math"/>
-                  <w:lang w:val="en-US"/>
-                </w:rPr>
-                <m:t xml:space="preserve"> </m:t>
+                <m:t xml:space="preserve">2=5500 </m:t>
               </m:r>
               <m:r>
                 <m:rPr>
@@ -5890,7 +6989,7 @@
                 <m:dPr>
                   <m:ctrlPr>
                     <w:rPr>
-                      <w:rFonts w:ascii="Cambria Math"/>
+                      <w:rFonts w:ascii="Cambria Math" w:hAnsi="Cambria Math"/>
                       <w:i/>
                       <w:lang w:val="en-US"/>
                     </w:rPr>
@@ -5906,13 +7005,6 @@
                   </m:r>
                 </m:e>
               </m:d>
-              <m:ctrlPr>
-                <w:rPr>
-                  <w:rFonts w:ascii="Cambria Math" w:hAnsi="Cambria Math"/>
-                  <w:i/>
-                  <w:lang w:val="en-US"/>
-                </w:rPr>
-              </m:ctrlPr>
             </m:e>
           </m:eqArr>
         </m:oMath>
@@ -5922,7 +7014,6 @@
       <w:pPr>
         <w:rPr>
           <w:rFonts w:eastAsiaTheme="minorEastAsia"/>
-          <w:lang w:val="en-US"/>
         </w:rPr>
       </w:pPr>
       <w:r>
@@ -5988,7 +7079,7 @@
               <m:maxDist m:val="1"/>
               <m:ctrlPr>
                 <w:rPr>
-                  <w:rFonts w:ascii="Cambria Math"/>
+                  <w:rFonts w:ascii="Cambria Math" w:hAnsi="Cambria Math"/>
                   <w:i/>
                   <w:lang w:val="en-US"/>
                 </w:rPr>
@@ -6042,28 +7133,7 @@
                           <w:rFonts w:ascii="Cambria Math" w:hAnsi="Cambria Math"/>
                           <w:lang w:val="en-US"/>
                         </w:rPr>
-                        <m:t>radn</m:t>
-                      </m:r>
-                      <m:r>
-                        <w:rPr>
-                          <w:rFonts w:ascii="Cambria Math" w:hAnsi="Cambria Math"/>
-                          <w:lang w:val="en-US"/>
-                        </w:rPr>
-                        <m:t>_sum</m:t>
-                      </m:r>
-                      <m:r>
-                        <w:rPr>
-                          <w:rFonts w:ascii="Cambria Math" w:hAnsi="Cambria Math"/>
-                          <w:lang w:val="en-US"/>
-                        </w:rPr>
-                        <m:t>_</m:t>
-                      </m:r>
-                      <m:r>
-                        <w:rPr>
-                          <w:rFonts w:ascii="Cambria Math" w:hAnsi="Cambria Math"/>
-                          <w:lang w:val="en-US"/>
-                        </w:rPr>
-                        <m:t>64k</m:t>
+                        <m:t>radn_sum_64k</m:t>
                       </m:r>
                     </m:sub>
                   </m:sSub>
@@ -6123,21 +7193,7 @@
                           <w:rFonts w:ascii="Cambria Math" w:hAnsi="Cambria Math"/>
                           <w:lang w:val="en-US"/>
                         </w:rPr>
-                        <m:t>radn_sum_</m:t>
-                      </m:r>
-                      <m:r>
-                        <w:rPr>
-                          <w:rFonts w:ascii="Cambria Math" w:hAnsi="Cambria Math"/>
-                          <w:lang w:val="en-US"/>
-                        </w:rPr>
-                        <m:t>4</m:t>
-                      </m:r>
-                      <m:r>
-                        <w:rPr>
-                          <w:rFonts w:ascii="Cambria Math" w:hAnsi="Cambria Math"/>
-                          <w:lang w:val="en-US"/>
-                        </w:rPr>
-                        <m:t>k</m:t>
+                        <m:t>radn_sum_4k</m:t>
                       </m:r>
                     </m:sub>
                   </m:sSub>
@@ -6283,14 +7339,7 @@
                   <w:rFonts w:ascii="Cambria Math" w:hAnsi="Cambria Math"/>
                   <w:lang w:val="en-US"/>
                 </w:rPr>
-                <m:t>≈</m:t>
-              </m:r>
-              <m:r>
-                <w:rPr>
-                  <w:rFonts w:ascii="Cambria Math" w:hAnsi="Cambria Math"/>
-                  <w:lang w:val="en-US"/>
-                </w:rPr>
-                <m:t>0.004057</m:t>
+                <m:t>≈0.004057</m:t>
               </m:r>
               <m:r>
                 <m:rPr>
@@ -6319,7 +7368,7 @@
                 <m:dPr>
                   <m:ctrlPr>
                     <w:rPr>
-                      <w:rFonts w:ascii="Cambria Math"/>
+                      <w:rFonts w:ascii="Cambria Math" w:hAnsi="Cambria Math"/>
                       <w:i/>
                       <w:lang w:val="en-US"/>
                     </w:rPr>
@@ -6335,13 +7384,6 @@
                   </m:r>
                 </m:e>
               </m:d>
-              <m:ctrlPr>
-                <w:rPr>
-                  <w:rFonts w:ascii="Cambria Math" w:hAnsi="Cambria Math"/>
-                  <w:i/>
-                  <w:lang w:val="en-US"/>
-                </w:rPr>
-              </m:ctrlPr>
             </m:e>
           </m:eqArr>
         </m:oMath>
@@ -6424,19 +7466,7 @@
             <w:rPr>
               <w:rFonts w:ascii="Cambria Math" w:eastAsiaTheme="minorEastAsia" w:hAnsi="Cambria Math"/>
             </w:rPr>
-            <m:t>≈</m:t>
-          </m:r>
-          <m:r>
-            <w:rPr>
-              <w:rFonts w:ascii="Cambria Math" w:eastAsiaTheme="minorEastAsia" w:hAnsi="Cambria Math"/>
-            </w:rPr>
-            <m:t>246</m:t>
-          </m:r>
-          <m:r>
-            <w:rPr>
-              <w:rFonts w:ascii="Cambria Math" w:eastAsiaTheme="minorEastAsia" w:hAnsi="Cambria Math"/>
-            </w:rPr>
-            <m:t xml:space="preserve"> </m:t>
+            <m:t xml:space="preserve">≈246 </m:t>
           </m:r>
           <m:r>
             <w:rPr>
@@ -6449,11 +7479,6 @@
       </m:oMathPara>
     </w:p>
     <w:p>
-      <w:pPr>
-        <w:rPr>
-          <w:lang w:val="en-US"/>
-        </w:rPr>
-      </w:pPr>
       <w:proofErr w:type="spellStart"/>
       <w:r>
         <w:t>Радномное</w:t>
@@ -6490,7 +7515,7 @@
               <m:maxDist m:val="1"/>
               <m:ctrlPr>
                 <w:rPr>
-                  <w:rFonts w:ascii="Cambria Math"/>
+                  <w:rFonts w:ascii="Cambria Math" w:hAnsi="Cambria Math"/>
                   <w:i/>
                   <w:lang w:val="en-US"/>
                 </w:rPr>
@@ -6562,14 +7587,7 @@
                       <w:rFonts w:ascii="Cambria Math" w:eastAsiaTheme="minorEastAsia" w:hAnsi="Cambria Math"/>
                       <w:lang w:val="en-US"/>
                     </w:rPr>
-                    <m:t>raid</m:t>
-                  </m:r>
-                  <m:r>
-                    <w:rPr>
-                      <w:rFonts w:ascii="Cambria Math" w:eastAsiaTheme="minorEastAsia" w:hAnsi="Cambria Math"/>
-                      <w:lang w:val="en-US"/>
-                    </w:rPr>
-                    <m:t>_read</m:t>
+                    <m:t>raid_read</m:t>
                   </m:r>
                 </m:sub>
               </m:sSub>
@@ -6620,14 +7638,7 @@
                   <w:rFonts w:ascii="Cambria Math" w:eastAsiaTheme="minorEastAsia" w:hAnsi="Cambria Math"/>
                   <w:lang w:val="en-US"/>
                 </w:rPr>
-                <m:t>=</m:t>
-              </m:r>
-              <m:r>
-                <w:rPr>
-                  <w:rFonts w:ascii="Cambria Math" w:eastAsiaTheme="minorEastAsia" w:hAnsi="Cambria Math"/>
-                  <w:lang w:val="en-US"/>
-                </w:rPr>
-                <m:t>1020</m:t>
+                <m:t>=1020</m:t>
               </m:r>
               <m:r>
                 <m:rPr>
@@ -6652,14 +7663,7 @@
                   <w:rFonts w:ascii="Cambria Math"/>
                   <w:lang w:val="en-US"/>
                 </w:rPr>
-                <m:t>2=</m:t>
-              </m:r>
-              <m:r>
-                <w:rPr>
-                  <w:rFonts w:ascii="Cambria Math"/>
-                  <w:lang w:val="en-US"/>
-                </w:rPr>
-                <m:t xml:space="preserve">22440 </m:t>
+                <m:t xml:space="preserve">2=22440 </m:t>
               </m:r>
               <m:f>
                 <m:fPr>
@@ -6714,7 +7718,7 @@
                 <m:dPr>
                   <m:ctrlPr>
                     <w:rPr>
-                      <w:rFonts w:ascii="Cambria Math"/>
+                      <w:rFonts w:ascii="Cambria Math" w:hAnsi="Cambria Math"/>
                       <w:i/>
                       <w:lang w:val="en-US"/>
                     </w:rPr>
@@ -6730,13 +7734,6 @@
                   </m:r>
                 </m:e>
               </m:d>
-              <m:ctrlPr>
-                <w:rPr>
-                  <w:rFonts w:ascii="Cambria Math" w:hAnsi="Cambria Math"/>
-                  <w:i/>
-                  <w:lang w:val="en-US"/>
-                </w:rPr>
-              </m:ctrlPr>
             </m:e>
           </m:eqArr>
         </m:oMath>
@@ -6766,19 +7763,7 @@
         <w:rPr>
           <w:rFonts w:eastAsiaTheme="minorEastAsia"/>
         </w:rPr>
-        <w:t xml:space="preserve"> 5210 с 132 дисками NL-SAS 12 ТБ и 6 дисковыми полками полностью удовлетворяет всем заявленным требованиям</w:t>
-      </w:r>
-      <w:r>
-        <w:rPr>
-          <w:rFonts w:eastAsiaTheme="minorEastAsia"/>
-        </w:rPr>
-        <w:t xml:space="preserve">. </w:t>
-      </w:r>
-      <w:r>
-        <w:rPr>
-          <w:rFonts w:eastAsiaTheme="minorEastAsia"/>
-        </w:rPr>
-        <w:t xml:space="preserve">Основными недостатками являются высокая начальная стоимость (лицензии на ПО хранения включены в стоимость контроллеров, но диски и полки поставляются отдельно) и </w:t>
+        <w:t xml:space="preserve"> 5210 с 132 дисками NL-SAS 12 ТБ и 6 дисковыми полками полностью удовлетворяет всем заявленным требованиям. Основными недостатками являются высокая начальная стоимость (лицензии на ПО хранения включены в стоимость контроллеров, но диски и полки поставляются отдельно) и </w:t>
       </w:r>
       <w:proofErr w:type="spellStart"/>
       <w:r>
@@ -6799,9 +7784,11 @@
       <w:pPr>
         <w:pStyle w:val="3"/>
       </w:pPr>
+      <w:bookmarkStart w:id="7" w:name="_Toc228176161"/>
       <w:r>
         <w:t>Классическая СХД с несколькими контролерами и лицензионным ПО</w:t>
       </w:r>
+      <w:bookmarkEnd w:id="7"/>
     </w:p>
     <w:p>
       <w:r>
@@ -6892,11 +7879,6 @@
       </w:r>
     </w:p>
     <w:p>
-      <w:pPr>
-        <w:rPr>
-          <w:lang w:val="en-US"/>
-        </w:rPr>
-      </w:pPr>
       <w:r>
         <w:lastRenderedPageBreak/>
         <w:t xml:space="preserve">Используя формулы </w:t>
@@ -6942,16 +7924,7 @@
                 <w:rPr>
                   <w:rFonts w:ascii="Cambria Math" w:hAnsi="Cambria Math"/>
                 </w:rPr>
-                <m:t>1024</m:t>
-              </m:r>
-              <m:r>
-                <m:rPr>
-                  <m:sty m:val="p"/>
-                </m:rPr>
-                <w:rPr>
-                  <w:rFonts w:ascii="Cambria Math" w:hAnsi="Cambria Math"/>
-                </w:rPr>
-                <m:t xml:space="preserve"> </m:t>
+                <m:t xml:space="preserve">1024 </m:t>
               </m:r>
               <m:r>
                 <w:rPr>
@@ -6968,17 +7941,7 @@
                   <w:rFonts w:ascii="Cambria Math" w:hAnsi="Cambria Math"/>
                   <w:lang w:val="en-US"/>
                 </w:rPr>
-                <m:t>4</m:t>
-              </m:r>
-              <m:r>
-                <m:rPr>
-                  <m:sty m:val="p"/>
-                </m:rPr>
-                <w:rPr>
-                  <w:rFonts w:ascii="Cambria Math" w:hAnsi="Cambria Math"/>
-                  <w:lang w:val="en-US"/>
-                </w:rPr>
-                <m:t xml:space="preserve">+ </m:t>
+                <m:t xml:space="preserve">4+ </m:t>
               </m:r>
               <m:d>
                 <m:dPr>
@@ -7000,16 +7963,7 @@
                     <w:rPr>
                       <w:rFonts w:ascii="Cambria Math" w:hAnsi="Cambria Math"/>
                     </w:rPr>
-                    <m:t>1024</m:t>
-                  </m:r>
-                  <m:r>
-                    <m:rPr>
-                      <m:sty m:val="p"/>
-                    </m:rPr>
-                    <w:rPr>
-                      <w:rFonts w:ascii="Cambria Math" w:hAnsi="Cambria Math"/>
-                    </w:rPr>
-                    <m:t xml:space="preserve"> </m:t>
+                    <m:t xml:space="preserve">1024 </m:t>
                   </m:r>
                   <m:r>
                     <w:rPr>
@@ -7078,6 +8032,9 @@
         <w:pStyle w:val="af5"/>
       </w:pPr>
       <w:r>
+        <w:rPr>
+          <w:noProof/>
+        </w:rPr>
         <w:drawing>
           <wp:inline distT="0" distB="0" distL="0" distR="0" wp14:anchorId="6D0055AF" wp14:editId="070DBDFF">
             <wp:extent cx="4267200" cy="4894130"/>
@@ -7166,26 +8123,57 @@
       </w:r>
     </w:p>
     <w:p>
-      <w:r>
-        <w:t xml:space="preserve">HBA: </w:t>
-      </w:r>
-      <w:proofErr w:type="spellStart"/>
-      <w:r>
-        <w:t>Broadcom</w:t>
-      </w:r>
-      <w:proofErr w:type="spellEnd"/>
-      <w:r>
-        <w:t xml:space="preserve"> HBA 9500-16e PCI Express</w:t>
+      <w:pPr>
+        <w:rPr>
+          <w:lang w:val="en-US"/>
+        </w:rPr>
+      </w:pPr>
+      <w:r>
+        <w:rPr>
+          <w:lang w:val="en-US"/>
+        </w:rPr>
+        <w:t>HBA: Broadcom HBA 9500-16e PCI Express</w:t>
       </w:r>
     </w:p>
     <w:p>
-      <w:r>
-        <w:t>Дисковая полка: CSE-947SE2C-R1K66JBOD</w:t>
+      <w:pPr>
+        <w:rPr>
+          <w:lang w:val="en-US"/>
+        </w:rPr>
+      </w:pPr>
+      <w:r>
+        <w:t>Дисковая</w:t>
+      </w:r>
+      <w:r>
+        <w:rPr>
+          <w:lang w:val="en-US"/>
+        </w:rPr>
+        <w:t xml:space="preserve"> </w:t>
+      </w:r>
+      <w:r>
+        <w:t>полка</w:t>
+      </w:r>
+      <w:r>
+        <w:rPr>
+          <w:lang w:val="en-US"/>
+        </w:rPr>
+        <w:t>: CSE-947SE2C-R1K66JBOD</w:t>
       </w:r>
     </w:p>
     <w:p>
-      <w:r>
-        <w:t>Диски: 3.5" Western Digital WUH722626AL5204 SAS x60</w:t>
+      <w:pPr>
+        <w:rPr>
+          <w:lang w:val="en-US"/>
+        </w:rPr>
+      </w:pPr>
+      <w:r>
+        <w:t>Диски</w:t>
+      </w:r>
+      <w:r>
+        <w:rPr>
+          <w:lang w:val="en-US"/>
+        </w:rPr>
+        <w:t>: 3.5" Western Digital WUH722626AL5204 SAS x60</w:t>
       </w:r>
     </w:p>
     <w:p>
@@ -7193,16 +8181,15 @@
         <w:rPr>
           <w:b/>
           <w:bCs/>
+          <w:lang w:val="en-US"/>
         </w:rPr>
       </w:pPr>
     </w:p>
     <w:p>
       <w:pPr>
         <w:pStyle w:val="3"/>
-        <w:rPr>
-          <w:lang w:val="en-US"/>
-        </w:rPr>
-      </w:pPr>
+      </w:pPr>
+      <w:bookmarkStart w:id="8" w:name="_Toc228176162"/>
       <w:r>
         <w:lastRenderedPageBreak/>
         <w:t xml:space="preserve">Классическая СХД с одним контролером и </w:t>
@@ -7223,6 +8210,7 @@
       <w:r>
         <w:t xml:space="preserve"> ПО</w:t>
       </w:r>
+      <w:bookmarkEnd w:id="8"/>
     </w:p>
     <w:p>
       <w:r>
@@ -7251,9 +8239,11 @@
           <w:lang w:val="en-US"/>
         </w:rPr>
       </w:pPr>
+      <w:bookmarkStart w:id="9" w:name="_Toc228176163"/>
       <w:r>
         <w:t>Распределенная СХД подставляемое вендором</w:t>
       </w:r>
+      <w:bookmarkEnd w:id="9"/>
     </w:p>
     <w:p>
       <w:pPr>
@@ -7265,10 +8255,8 @@
     <w:p>
       <w:pPr>
         <w:pStyle w:val="3"/>
-        <w:rPr>
-          <w:lang w:val="en-US"/>
-        </w:rPr>
-      </w:pPr>
+      </w:pPr>
+      <w:bookmarkStart w:id="10" w:name="_Toc228176164"/>
       <w:r>
         <w:t xml:space="preserve">Распределенная СХД с </w:t>
       </w:r>
@@ -7288,18 +8276,14 @@
       <w:r>
         <w:t xml:space="preserve"> ПО компании Apache</w:t>
       </w:r>
+      <w:bookmarkEnd w:id="10"/>
     </w:p>
+    <w:p/>
     <w:p>
       <w:pPr>
-        <w:rPr>
-          <w:lang w:val="en-US"/>
-        </w:rPr>
-      </w:pPr>
-    </w:p>
-    <w:p>
-      <w:pPr>
         <w:pStyle w:val="3"/>
       </w:pPr>
+      <w:bookmarkStart w:id="11" w:name="_Toc228176165"/>
       <w:r>
         <w:t xml:space="preserve">Распределенная СХД с </w:t>
       </w:r>
@@ -7323,6 +8307,7 @@
       <w:r>
         <w:t>Ceph</w:t>
       </w:r>
+      <w:bookmarkEnd w:id="11"/>
       <w:proofErr w:type="spellEnd"/>
     </w:p>
     <w:p/>
@@ -7330,9 +8315,11 @@
       <w:pPr>
         <w:pStyle w:val="2"/>
       </w:pPr>
+      <w:bookmarkStart w:id="12" w:name="_Toc228176166"/>
       <w:r>
         <w:t>Проектирование логической архитектуры и политик управления данными</w:t>
       </w:r>
+      <w:bookmarkEnd w:id="12"/>
     </w:p>
     <w:p/>
     <w:p>
@@ -7342,10 +8329,12 @@
           <w:lang w:val="en-US"/>
         </w:rPr>
       </w:pPr>
+      <w:bookmarkStart w:id="13" w:name="_Toc228176167"/>
       <w:r>
         <w:lastRenderedPageBreak/>
         <w:t>Развертывание</w:t>
       </w:r>
+      <w:bookmarkEnd w:id="13"/>
     </w:p>
     <w:p>
       <w:r>
@@ -7383,9 +8372,11 @@
           <w:lang w:val="en-US"/>
         </w:rPr>
       </w:pPr>
+      <w:bookmarkStart w:id="14" w:name="_Toc228176168"/>
       <w:r>
         <w:t>Подготовка виртуального стенда</w:t>
       </w:r>
+      <w:bookmarkEnd w:id="14"/>
     </w:p>
     <w:p>
       <w:pPr>
@@ -7396,6 +8387,7 @@
       </w:pPr>
       <w:r>
         <w:rPr>
+          <w:noProof/>
           <w:lang w:val="en-US"/>
         </w:rPr>
         <w:drawing>
@@ -7451,6 +8443,7 @@
       </w:pPr>
       <w:r>
         <w:rPr>
+          <w:noProof/>
           <w:lang w:val="en-US"/>
         </w:rPr>
         <w:drawing>
@@ -7497,9 +8490,11 @@
           <w:lang w:val="en-US"/>
         </w:rPr>
       </w:pPr>
+      <w:bookmarkStart w:id="15" w:name="_Toc228176169"/>
       <w:r>
         <w:t>Развертывание и конфигурирование СХД</w:t>
       </w:r>
+      <w:bookmarkEnd w:id="15"/>
     </w:p>
     <w:p>
       <w:pPr>
@@ -7515,10 +8510,12 @@
           <w:lang w:val="en-US"/>
         </w:rPr>
       </w:pPr>
+      <w:bookmarkStart w:id="16" w:name="_Toc228176170"/>
       <w:r>
         <w:lastRenderedPageBreak/>
         <w:t>Тестирование и верификация</w:t>
       </w:r>
+      <w:bookmarkEnd w:id="16"/>
     </w:p>
     <w:p>
       <w:pPr>
@@ -7531,10 +8528,12 @@
       <w:pPr>
         <w:pStyle w:val="a"/>
       </w:pPr>
+      <w:bookmarkStart w:id="17" w:name="_Toc228176171"/>
       <w:r>
         <w:lastRenderedPageBreak/>
         <w:t>Список источников</w:t>
       </w:r>
+      <w:bookmarkEnd w:id="17"/>
     </w:p>
     <w:p/>
     <w:sectPr>
@@ -10494,7 +11493,7 @@
       <w:lvlText w:val="%1.%2"/>
       <w:lvlJc w:val="left"/>
       <w:pPr>
-        <w:ind w:left="792" w:hanging="432"/>
+        <w:ind w:left="858" w:hanging="432"/>
       </w:pPr>
       <w:rPr>
         <w:rFonts w:hint="default"/>
@@ -11332,6 +12331,7 @@
       </w:numPr>
       <w:suppressAutoHyphens/>
       <w:spacing w:before="480" w:after="240"/>
+      <w:ind w:left="792"/>
       <w:outlineLvl w:val="1"/>
     </w:pPr>
     <w:rPr>
@@ -11489,6 +12489,7 @@
   <w:style w:type="character" w:default="1" w:styleId="a2">
     <w:name w:val="Default Paragraph Font"/>
     <w:uiPriority w:val="1"/>
+    <w:semiHidden/>
     <w:unhideWhenUsed/>
   </w:style>
   <w:style w:type="table" w:default="1" w:styleId="a3">
@@ -12237,6 +13238,19 @@
       </w:tblBorders>
     </w:tblPr>
   </w:style>
+  <w:style w:type="paragraph" w:styleId="32">
+    <w:name w:val="toc 3"/>
+    <w:basedOn w:val="a0"/>
+    <w:next w:val="a0"/>
+    <w:autoRedefine/>
+    <w:uiPriority w:val="39"/>
+    <w:unhideWhenUsed/>
+    <w:rsid w:val="00FB5421"/>
+    <w:pPr>
+      <w:spacing w:after="100"/>
+      <w:ind w:left="560"/>
+    </w:pPr>
+  </w:style>
 </w:styles>
 </file>
 
